--- a/Fase 2/Evidencias Grupales/2.6_GuiaEstudiante_Fase 2_Informe Final Proyecto APT.docx
+++ b/Fase 2/Evidencias Grupales/2.6_GuiaEstudiante_Fase 2_Informe Final Proyecto APT.docx
@@ -1940,7 +1940,7 @@
               <w:rPr>
                 <w:rFonts w:ascii="Calibri" w:hAnsi="Calibri"/>
               </w:rPr>
-              <w:t>Los anexos de este documento incluyen diagramas de síntesis, matriz de objetivos y criterios de cierre. Las fuentes E1–E9 permiten localizar la evidencia original sin alterar los registros. Las pruebas que el usuario está realizando durante esta redacción no se incorporan como aprobadas hasta disponer de sus resultados.</w:t>
+              <w:t>Los anexos conservan diagramas, matriz de objetivos y criterios de cierre. Las fuentes E5–E8 corresponden a evidencias históricas externas conservadas en Tesis; no están incluidas en esta copia. Las comprobaciones actuales se describen en el README principal y no equivalen a aceptación final.</w:t>
             </w:r>
           </w:p>
           <w:p>
